--- a/Documento executivo.docx
+++ b/Documento executivo.docx
@@ -19,9 +19,8 @@
           <w:sz w:val="28"/>
           <w:szCs w:val="28"/>
         </w:rPr>
-        <w:t xml:space="preserve">Desafio Técnico – Cloud </w:t>
-      </w:r>
-      <w:proofErr w:type="spellStart"/>
+        <w:t xml:space="preserve">Desafio Técnico </w:t>
+      </w:r>
       <w:r>
         <w:rPr>
           <w:b/>
@@ -29,9 +28,17 @@
           <w:sz w:val="28"/>
           <w:szCs w:val="28"/>
         </w:rPr>
-        <w:t>Humans</w:t>
-      </w:r>
-      <w:proofErr w:type="spellEnd"/>
+        <w:t>-</w:t>
+      </w:r>
+      <w:r>
+        <w:rPr>
+          <w:b/>
+          <w:bCs/>
+          <w:sz w:val="28"/>
+          <w:szCs w:val="28"/>
+        </w:rPr>
+        <w:t xml:space="preserve"> Cloud Humans</w:t>
+      </w:r>
       <w:r>
         <w:rPr>
           <w:b/>
@@ -209,7 +216,19 @@
         <w:jc w:val="both"/>
       </w:pPr>
       <w:r>
-        <w:t>Das 580 conversas registradas no período, 335 foram resolvidas integralmente pela Claudia (N1) e 245 foram transferidas para atendimento humano (N2), resultando em uma taxa de retenção de 57,8% — 17,2 pontos percentuais abaixo da meta. Para atingi-la, aproximadamente 100 conversas adicionais precisam ser resolvidas sem intervenção humana.</w:t>
+        <w:t>Das 580 conversas registradas no período, 335 foram resolvidas integralmente pela Claudia (N1) e 245 foram transferidas para atendimento humano (N2), resultando em uma taxa de retenção de 57,8%</w:t>
+      </w:r>
+      <w:r>
+        <w:t xml:space="preserve"> (</w:t>
+      </w:r>
+      <w:r>
+        <w:t>17,2 pontos percentuais abaixo da meta</w:t>
+      </w:r>
+      <w:r>
+        <w:t>)</w:t>
+      </w:r>
+      <w:r>
+        <w:t>. Para atingi-la, aproximadamente 100 conversas adicionais precisam ser resolvidas sem intervenção humana.</w:t>
       </w:r>
       <w:r>
         <w:t xml:space="preserve"> </w:t>
@@ -720,14 +739,7 @@
           <w:sz w:val="18"/>
           <w:szCs w:val="18"/>
         </w:rPr>
-        <w:t xml:space="preserve">* </w:t>
-      </w:r>
-      <w:r>
-        <w:rPr>
-          <w:sz w:val="18"/>
-          <w:szCs w:val="18"/>
-        </w:rPr>
-        <w:t>Impacto no Gap: número de conversas que cada tópico está escalando além do que seria tolerável para atingir a meta de 75%, calculado como: N2 observado − N2 esperado (com retenção de 75% no tópico).</w:t>
+        <w:t>* Impacto no Gap: número de conversas que cada tópico está escalando além do que seria tolerável para atingir a meta de 75%, calculado como: N2 observado − N2 esperado (com retenção de 75% no tópico).</w:t>
       </w:r>
     </w:p>
     <w:p>
@@ -747,21 +759,7 @@
           <w:u w:val="single"/>
         </w:rPr>
         <w:lastRenderedPageBreak/>
-        <w:t xml:space="preserve">Performance dos </w:t>
-      </w:r>
-      <w:proofErr w:type="spellStart"/>
-      <w:r>
-        <w:rPr>
-          <w:u w:val="single"/>
-        </w:rPr>
-        <w:t>Flows</w:t>
-      </w:r>
-      <w:proofErr w:type="spellEnd"/>
-      <w:r>
-        <w:rPr>
-          <w:u w:val="single"/>
-        </w:rPr>
-        <w:t xml:space="preserve"> Eddie</w:t>
+        <w:t>Performance dos Flows Eddie</w:t>
       </w:r>
     </w:p>
     <w:p>
@@ -860,67 +858,26 @@
           <w:szCs w:val="18"/>
         </w:rPr>
       </w:pPr>
-      <w:proofErr w:type="spellStart"/>
       <w:r>
         <w:rPr>
           <w:sz w:val="18"/>
           <w:szCs w:val="18"/>
         </w:rPr>
-        <w:t>Obs</w:t>
-      </w:r>
-      <w:proofErr w:type="spellEnd"/>
+        <w:t>Obs: Essa análise foi feita de acordo com</w:t>
+      </w:r>
       <w:r>
         <w:rPr>
           <w:sz w:val="18"/>
           <w:szCs w:val="18"/>
         </w:rPr>
-        <w:t>: Essa análise foi feita de acordo com</w:t>
+        <w:t xml:space="preserve"> os </w:t>
       </w:r>
       <w:r>
         <w:rPr>
           <w:sz w:val="18"/>
           <w:szCs w:val="18"/>
         </w:rPr>
-        <w:t xml:space="preserve"> os </w:t>
-      </w:r>
-      <w:r>
-        <w:rPr>
-          <w:sz w:val="18"/>
-          <w:szCs w:val="18"/>
-        </w:rPr>
-        <w:t xml:space="preserve">acionamentos de fluxo, não de conversas. Uma mesma conversa pode ter passado por mais de um fluxo Eddie. As categorias "Sem </w:t>
-      </w:r>
-      <w:proofErr w:type="spellStart"/>
-      <w:r>
-        <w:rPr>
-          <w:sz w:val="18"/>
-          <w:szCs w:val="18"/>
-        </w:rPr>
-        <w:t>flow</w:t>
-      </w:r>
-      <w:proofErr w:type="spellEnd"/>
-      <w:r>
-        <w:rPr>
-          <w:sz w:val="18"/>
-          <w:szCs w:val="18"/>
-        </w:rPr>
-        <w:t xml:space="preserve"> associado" e "Sem </w:t>
-      </w:r>
-      <w:proofErr w:type="spellStart"/>
-      <w:r>
-        <w:rPr>
-          <w:sz w:val="18"/>
-          <w:szCs w:val="18"/>
-        </w:rPr>
-        <w:t>flowid</w:t>
-      </w:r>
-      <w:proofErr w:type="spellEnd"/>
-      <w:r>
-        <w:rPr>
-          <w:sz w:val="18"/>
-          <w:szCs w:val="18"/>
-        </w:rPr>
-        <w:t>" representam respostas em que a Claudia respondeu diretamente pela base de conhecimento.</w:t>
+        <w:t>acionamentos de fluxo, não de conversas. Uma mesma conversa pode ter passado por mais de um fluxo Eddie. As categorias "Sem flow associado" e "Sem flowid" representam respostas em que a Claudia respondeu diretamente pela base de conhecimento.</w:t>
       </w:r>
     </w:p>
     <w:p>
@@ -1403,17 +1360,8 @@
                 <w:rFonts w:eastAsia="Times New Roman" w:cstheme="minorHAnsi"/>
                 <w:lang w:eastAsia="pt-BR"/>
               </w:rPr>
-              <w:t xml:space="preserve">Aprimorar conteúdo de Consulta </w:t>
+              <w:t>Aprimorar conteúdo de Consulta NFe</w:t>
             </w:r>
-            <w:proofErr w:type="spellStart"/>
-            <w:r>
-              <w:rPr>
-                <w:rFonts w:eastAsia="Times New Roman" w:cstheme="minorHAnsi"/>
-                <w:lang w:eastAsia="pt-BR"/>
-              </w:rPr>
-              <w:t>NFe</w:t>
-            </w:r>
-            <w:proofErr w:type="spellEnd"/>
           </w:p>
         </w:tc>
         <w:tc>
@@ -1604,15 +1552,7 @@
         <w:jc w:val="both"/>
       </w:pPr>
       <w:r>
-        <w:t>O tópico financeiro-liberar/</w:t>
-      </w:r>
-      <w:proofErr w:type="spellStart"/>
-      <w:r>
-        <w:t>bloquearacesso</w:t>
-      </w:r>
-      <w:proofErr w:type="spellEnd"/>
-      <w:r>
-        <w:t xml:space="preserve"> apresentou 19 conversas com 0% de retenção, todas escaladas devido ao uso de conteúdos classificados como N2.</w:t>
+        <w:t>O tópico financeiro-liberar/bloquearacesso apresentou 19 conversas com 0% de retenção, todas escaladas devido ao uso de conteúdos classificados como N2.</w:t>
       </w:r>
     </w:p>
     <w:p>
@@ -1738,29 +1678,15 @@
         <w:rPr>
           <w:u w:val="single"/>
         </w:rPr>
-        <w:t xml:space="preserve">Criar </w:t>
-      </w:r>
-      <w:proofErr w:type="spellStart"/>
-      <w:r>
+        <w:t>Criar conteúdos específicos para o cluster "outros"</w:t>
+      </w:r>
+    </w:p>
+    <w:p>
+      <w:pPr>
+        <w:jc w:val="both"/>
         <w:rPr>
           <w:u w:val="single"/>
         </w:rPr>
-        <w:t>conteúdos</w:t>
-      </w:r>
-      <w:proofErr w:type="spellEnd"/>
-      <w:r>
-        <w:rPr>
-          <w:u w:val="single"/>
-        </w:rPr>
-        <w:t xml:space="preserve"> específicos para o cluster "outros"</w:t>
-      </w:r>
-    </w:p>
-    <w:p>
-      <w:pPr>
-        <w:jc w:val="both"/>
-        <w:rPr>
-          <w:u w:val="single"/>
-        </w:rPr>
       </w:pPr>
     </w:p>
     <w:p>
@@ -1778,23 +1704,7 @@
         <w:jc w:val="both"/>
       </w:pPr>
       <w:r>
-        <w:t>O agrupamento outros-</w:t>
-      </w:r>
-      <w:proofErr w:type="spellStart"/>
-      <w:r>
-        <w:t>outromotivo</w:t>
-      </w:r>
-      <w:proofErr w:type="spellEnd"/>
-      <w:r>
-        <w:t xml:space="preserve"> concentrou 28 conversas, com apenas 7% de retenção, sugerindo ausência de </w:t>
-      </w:r>
-      <w:proofErr w:type="spellStart"/>
-      <w:r>
-        <w:t>conteúdos</w:t>
-      </w:r>
-      <w:proofErr w:type="spellEnd"/>
-      <w:r>
-        <w:t xml:space="preserve"> específicos.</w:t>
+        <w:t>O agrupamento outros-outromotivo concentrou 28 conversas, com apenas 7% de retenção, sugerindo ausência de conteúdos específicos.</w:t>
       </w:r>
     </w:p>
     <w:p>
@@ -1803,23 +1713,7 @@
         <w:jc w:val="both"/>
       </w:pPr>
       <w:r>
-        <w:t xml:space="preserve">Recomenda-se analisar os campos </w:t>
-      </w:r>
-      <w:proofErr w:type="spellStart"/>
-      <w:r>
-        <w:t>userquery</w:t>
-      </w:r>
-      <w:proofErr w:type="spellEnd"/>
-      <w:r>
-        <w:t xml:space="preserve"> dessas conversas, identificar os padrões mais frequentes e criar novas seções N1 dedicadas aos assuntos recorrentes, além de revisar os critérios de classificação das </w:t>
-      </w:r>
-      <w:proofErr w:type="spellStart"/>
-      <w:r>
-        <w:t>tags</w:t>
-      </w:r>
-      <w:proofErr w:type="spellEnd"/>
-      <w:r>
-        <w:t>.</w:t>
+        <w:t>Recomenda-se analisar os campos userquery dessas conversas, identificar os padrões mais frequentes e criar novas seções N1 dedicadas aos assuntos recorrentes, além de revisar os critérios de classificação das tags.</w:t>
       </w:r>
     </w:p>
     <w:p>
@@ -1956,15 +1850,7 @@
         <w:jc w:val="both"/>
       </w:pPr>
       <w:r>
-        <w:t xml:space="preserve">Embora </w:t>
-      </w:r>
-      <w:proofErr w:type="spellStart"/>
-      <w:r>
-        <w:t>dfes-consultanfe</w:t>
-      </w:r>
-      <w:proofErr w:type="spellEnd"/>
-      <w:r>
-        <w:t xml:space="preserve"> apresente retenção superior aos tópicos críticos, trata-se do assunto com maior volume de conversas.</w:t>
+        <w:t>Embora dfes-consultanfe apresente retenção superior aos tópicos críticos, trata-se do assunto com maior volume de conversas.</w:t>
       </w:r>
     </w:p>
     <w:p>
@@ -1973,23 +1859,7 @@
         <w:jc w:val="both"/>
       </w:pPr>
       <w:r>
-        <w:t xml:space="preserve">Recomenda-se analisar as consultas mais frequentes utilizando os campos </w:t>
-      </w:r>
-      <w:proofErr w:type="spellStart"/>
-      <w:r>
-        <w:t>userquery</w:t>
-      </w:r>
-      <w:proofErr w:type="spellEnd"/>
-      <w:r>
-        <w:t xml:space="preserve"> e identificar lacunas na base de conhecimento, criando </w:t>
-      </w:r>
-      <w:proofErr w:type="spellStart"/>
-      <w:r>
-        <w:t>conteúdos</w:t>
-      </w:r>
-      <w:proofErr w:type="spellEnd"/>
-      <w:r>
-        <w:t xml:space="preserve"> específicos para os casos recorrentes que atualmente levam à escalada.</w:t>
+        <w:t>Recomenda-se analisar as consultas mais frequentes utilizando os campos userquery e identificar lacunas na base de conhecimento, criando conteúdos específicos para os casos recorrentes que atualmente levam à escalada.</w:t>
       </w:r>
     </w:p>
     <w:p>
@@ -2274,13 +2144,8 @@
         <w:jc w:val="both"/>
       </w:pPr>
       <w:r>
-        <w:t xml:space="preserve">Dimensão </w:t>
-      </w:r>
-      <w:proofErr w:type="spellStart"/>
-      <w:r>
-        <w:t>Tags</w:t>
-      </w:r>
-      <w:proofErr w:type="spellEnd"/>
+        <w:t>Dimensão Tags</w:t>
+      </w:r>
     </w:p>
     <w:p>
       <w:pPr>
@@ -2313,15 +2178,7 @@
         <w:jc w:val="both"/>
       </w:pPr>
       <w:r>
-        <w:t xml:space="preserve">Além disso, recomenda-se manter métricas como retenção, escaladas e indicadores de satisfação </w:t>
-      </w:r>
-      <w:proofErr w:type="spellStart"/>
-      <w:r>
-        <w:t>pré</w:t>
-      </w:r>
-      <w:proofErr w:type="spellEnd"/>
-      <w:r>
-        <w:t>-calculados para reduzir o custo computacional do dashboard.</w:t>
+        <w:t>Além disso, recomenda-se manter métricas como retenção, escaladas e indicadores de satisfação pré-calculados para reduzir o custo computacional do dashboard.</w:t>
       </w:r>
     </w:p>
     <w:p>
@@ -2373,15 +2230,7 @@
         <w:jc w:val="both"/>
       </w:pPr>
       <w:r>
-        <w:t xml:space="preserve">Versionamento das transformações (ex.: </w:t>
-      </w:r>
-      <w:proofErr w:type="spellStart"/>
-      <w:r>
-        <w:t>dbt</w:t>
-      </w:r>
-      <w:proofErr w:type="spellEnd"/>
-      <w:r>
-        <w:t>).</w:t>
+        <w:t>Versionamento das transformações (ex.: dbt).</w:t>
       </w:r>
     </w:p>
     <w:p>
@@ -2438,31 +2287,7 @@
         <w:jc w:val="both"/>
       </w:pPr>
       <w:r>
-        <w:t xml:space="preserve">A análise demonstra que o gap de 17,2 pp entre a retenção atual (57,8%) e a meta (75%) está concentrado em poucos </w:t>
-      </w:r>
-      <w:r>
-        <w:t>fatores</w:t>
-      </w:r>
-      <w:r>
-        <w:t>. Três motivos de escalada respondem por 74% das transferências</w:t>
-      </w:r>
-      <w:r>
-        <w:t>,</w:t>
-      </w:r>
-      <w:r>
-        <w:t xml:space="preserve"> cinco tópicos com 0% de retenção somam um terço do impacto necessário</w:t>
-      </w:r>
-      <w:r>
-        <w:t>,</w:t>
-      </w:r>
-      <w:r>
-        <w:t xml:space="preserve"> e quatro fluxos Eddie com retenção abaixo de 17% concentram o segundo maior </w:t>
-      </w:r>
-      <w:r>
-        <w:t>fator</w:t>
-      </w:r>
-      <w:r>
-        <w:t xml:space="preserve"> de perda.</w:t>
+        <w:t>A análise demonstra que o gap de 17,2 pp entre a retenção atual (57,8%) e a meta (75%) está concentrado em poucos fatores. Três motivos de escalada respondem por 74% das transferências, cinco tópicos com 0% de retenção somam um terço do impacto necessário, e quatro fluxos Eddie com retenção abaixo de 17% concentram o segundo maior fator de perda.</w:t>
       </w:r>
     </w:p>
     <w:p>
@@ -2471,19 +2296,7 @@
         <w:jc w:val="both"/>
       </w:pPr>
       <w:r>
-        <w:t>Esse padrão de concentração é um dado positivo do ponto de vista operacional: significa que melhorias direcionadas</w:t>
-      </w:r>
-      <w:r>
-        <w:t>,</w:t>
-      </w:r>
-      <w:r>
-        <w:t xml:space="preserve"> reclassificação de conteúdo, revisão de fluxos Eddie e criação de seções N1 específicas</w:t>
-      </w:r>
-      <w:r>
-        <w:t>,</w:t>
-      </w:r>
-      <w:r>
-        <w:t xml:space="preserve"> têm potencial de impacto desproporcional em relação ao esforço, sem necessidade de reformulação ampla da operação.</w:t>
+        <w:t>Esse padrão de concentração é um dado positivo do ponto de vista operacional: significa que melhorias direcionadas, reclassificação de conteúdo, revisão de fluxos Eddie e criação de seções N1 específicas, têm potencial de impacto desproporcional em relação ao esforço, sem necessidade de reformulação ampla da operação.</w:t>
       </w:r>
     </w:p>
     <w:p>
@@ -2501,19 +2314,7 @@
         <w:jc w:val="both"/>
       </w:pPr>
       <w:r>
-        <w:t>O dashboard desenvolvid</w:t>
-      </w:r>
-      <w:r>
-        <w:t>o,</w:t>
-      </w:r>
-      <w:r>
-        <w:t xml:space="preserve"> estruturado com quatro telas navegáveis e métricas calculadas na granularidade correta de conversa</w:t>
-      </w:r>
-      <w:r>
-        <w:t>,</w:t>
-      </w:r>
-      <w:r>
-        <w:t xml:space="preserve"> oferece a infraestrutura analítica necessária para acompanhar continuamente essa evolução, identificar novos pontos de perda e sustentar um processo de melhoria contínua baseado em dados.</w:t>
+        <w:t>O dashboard desenvolvido, estruturado com quatro telas navegáveis e métricas calculadas na granularidade correta de conversa, oferece a infraestrutura analítica necessária para acompanhar continuamente essa evolução, identificar novos pontos de perda e sustentar um processo de melhoria contínua baseado em dados.</w:t>
       </w:r>
     </w:p>
     <w:sectPr>
